--- a/docs/scientific_article/article_1/Курский_статья_1_ITDays.docx
+++ b/docs/scientific_article/article_1/Курский_статья_1_ITDays.docx
@@ -18,7 +18,7 @@
           <w:sz w:val="20"/>
           <w:szCs w:val="20"/>
         </w:rPr>
-        <w:t xml:space="preserve">УДК 003.26; 519.72</w:t>
+        <w:t xml:space="preserve">УДК 004.056.55</w:t>
       </w:r>
     </w:p>
     <w:p>

--- a/docs/scientific_article/article_1/Курский_статья_1_ITDays.docx
+++ b/docs/scientific_article/article_1/Курский_статья_1_ITDays.docx
@@ -450,17 +450,7 @@
           <w:sz w:val="20"/>
           <w:szCs w:val="20"/>
         </w:rPr>
-        <w:t xml:space="preserve">Таблица 1. </w:t>
-      </w:r>
-      <w:r>
-        <w:rPr>
-          <w:rFonts w:ascii="Times New Roman" w:cs="Times New Roman" w:eastAsia="Times New Roman" w:hAnsi="Times New Roman"/>
-          <w:b/>
-          <w:bCs/>
-          <w:sz w:val="20"/>
-          <w:szCs w:val="20"/>
-        </w:rPr>
-        <w:t xml:space="preserve">Сравнение подходов к оценке криптостойкости</w:t>
+        <w:t>Таблица 1. Сравнение подходов к оценке криптостойкости</w:t>
       </w:r>
     </w:p>
     <w:tbl>

--- a/docs/scientific_article/article_1/Курский_статья_1_ITDays.docx
+++ b/docs/scientific_article/article_1/Курский_статья_1_ITDays.docx
@@ -450,7 +450,17 @@
           <w:sz w:val="20"/>
           <w:szCs w:val="20"/>
         </w:rPr>
-        <w:t>Таблица 1. Сравнение подходов к оценке криптостойкости</w:t>
+        <w:t xml:space="preserve">Таблица 1. </w:t>
+      </w:r>
+      <w:r>
+        <w:rPr>
+          <w:rFonts w:ascii="Times New Roman" w:cs="Times New Roman" w:eastAsia="Times New Roman" w:hAnsi="Times New Roman"/>
+          <w:b/>
+          <w:bCs/>
+          <w:sz w:val="20"/>
+          <w:szCs w:val="20"/>
+        </w:rPr>
+        <w:t xml:space="preserve">Сравнение подходов к оценке криптостойкости</w:t>
       </w:r>
     </w:p>
     <w:tbl>
@@ -1754,7 +1764,7 @@
       <w:r>
         <w:drawing>
           <wp:inline distT="0" distB="0" distL="0" distR="0">
-            <wp:extent cx="5400675" cy="3038475"/>
+            <wp:extent cx="5400675" cy="3124200"/>
             <wp:effectExtent t="0" r="0" b="0" l="0"/>
             <wp:docPr id="1" name="" descr="" title=""/>
             <wp:cNvGraphicFramePr>
@@ -1779,7 +1789,7 @@
                   <pic:spPr bwMode="auto">
                     <a:xfrm>
                       <a:off x="0" y="0"/>
-                      <a:ext cx="5400675" cy="3038475"/>
+                      <a:ext cx="5400675" cy="3124200"/>
                     </a:xfrm>
                     <a:prstGeom prst="rect">
                       <a:avLst/>
